--- a/patients/templates/patients/docs/informed_consent_GKSP_IP_template.docx
+++ b/patients/templates/patients/docs/informed_consent_GKSP_IP_template.docx
@@ -6,7 +6,7 @@
     <w:p>
       <w:pPr>
         <w:rPr>
-          <w:lang w:eastAsia="ru-RU"/>
+          <w:lang w:val="en-US" w:eastAsia="ru-RU"/>
         </w:rPr>
       </w:pPr>
     </w:p>
@@ -122,7 +122,6 @@
         </w:rPr>
         <w:t xml:space="preserve">, </w:t>
       </w:r>
-      <w:proofErr w:type="gramStart"/>
       <w:r>
         <w:rPr>
           <w:b/>
@@ -132,9 +131,9 @@
           <w:u w:val="single"/>
           <w:lang w:val="en-US"/>
         </w:rPr>
-        <w:t>{{ surname</w:t>
-      </w:r>
-      <w:proofErr w:type="gramEnd"/>
+        <w:t xml:space="preserve">{{ surname }} {{ </w:t>
+      </w:r>
+      <w:proofErr w:type="spellStart"/>
       <w:r>
         <w:rPr>
           <w:b/>
@@ -144,9 +143,9 @@
           <w:u w:val="single"/>
           <w:lang w:val="en-US"/>
         </w:rPr>
-        <w:t xml:space="preserve"> }} </w:t>
-      </w:r>
-      <w:proofErr w:type="gramStart"/>
+        <w:t>first_name</w:t>
+      </w:r>
+      <w:proofErr w:type="spellEnd"/>
       <w:r>
         <w:rPr>
           <w:b/>
@@ -156,7 +155,7 @@
           <w:u w:val="single"/>
           <w:lang w:val="en-US"/>
         </w:rPr>
-        <w:t xml:space="preserve">{{ </w:t>
+        <w:t xml:space="preserve"> }} {{ </w:t>
       </w:r>
       <w:proofErr w:type="spellStart"/>
       <w:r>
@@ -168,9 +167,9 @@
           <w:u w:val="single"/>
           <w:lang w:val="en-US"/>
         </w:rPr>
-        <w:t>first</w:t>
-      </w:r>
-      <w:proofErr w:type="gramEnd"/>
+        <w:t>last_name</w:t>
+      </w:r>
+      <w:proofErr w:type="spellEnd"/>
       <w:r>
         <w:rPr>
           <w:b/>
@@ -180,9 +179,9 @@
           <w:u w:val="single"/>
           <w:lang w:val="en-US"/>
         </w:rPr>
-        <w:t>_</w:t>
-      </w:r>
-      <w:proofErr w:type="gramStart"/>
+        <w:t xml:space="preserve"> }}, {{ </w:t>
+      </w:r>
+      <w:proofErr w:type="spellStart"/>
       <w:r>
         <w:rPr>
           <w:b/>
@@ -192,7 +191,7 @@
           <w:u w:val="single"/>
           <w:lang w:val="en-US"/>
         </w:rPr>
-        <w:t>name</w:t>
+        <w:t>date_of_birth</w:t>
       </w:r>
       <w:proofErr w:type="spellEnd"/>
       <w:r>
@@ -204,163 +203,7 @@
           <w:u w:val="single"/>
           <w:lang w:val="en-US"/>
         </w:rPr>
-        <w:t xml:space="preserve"> }</w:t>
-      </w:r>
-      <w:proofErr w:type="gramEnd"/>
-      <w:r>
-        <w:rPr>
-          <w:b/>
-          <w:bCs/>
-          <w:sz w:val="24"/>
-          <w:szCs w:val="24"/>
-          <w:u w:val="single"/>
-          <w:lang w:val="en-US"/>
-        </w:rPr>
-        <w:t xml:space="preserve">} </w:t>
-      </w:r>
-      <w:proofErr w:type="gramStart"/>
-      <w:r>
-        <w:rPr>
-          <w:b/>
-          <w:bCs/>
-          <w:sz w:val="24"/>
-          <w:szCs w:val="24"/>
-          <w:u w:val="single"/>
-          <w:lang w:val="en-US"/>
-        </w:rPr>
-        <w:t xml:space="preserve">{{ </w:t>
-      </w:r>
-      <w:proofErr w:type="spellStart"/>
-      <w:r>
-        <w:rPr>
-          <w:b/>
-          <w:bCs/>
-          <w:sz w:val="24"/>
-          <w:szCs w:val="24"/>
-          <w:u w:val="single"/>
-          <w:lang w:val="en-US"/>
-        </w:rPr>
-        <w:t>last</w:t>
-      </w:r>
-      <w:proofErr w:type="gramEnd"/>
-      <w:r>
-        <w:rPr>
-          <w:b/>
-          <w:bCs/>
-          <w:sz w:val="24"/>
-          <w:szCs w:val="24"/>
-          <w:u w:val="single"/>
-          <w:lang w:val="en-US"/>
-        </w:rPr>
-        <w:t>_</w:t>
-      </w:r>
-      <w:proofErr w:type="gramStart"/>
-      <w:r>
-        <w:rPr>
-          <w:b/>
-          <w:bCs/>
-          <w:sz w:val="24"/>
-          <w:szCs w:val="24"/>
-          <w:u w:val="single"/>
-          <w:lang w:val="en-US"/>
-        </w:rPr>
-        <w:t>name</w:t>
-      </w:r>
-      <w:proofErr w:type="spellEnd"/>
-      <w:r>
-        <w:rPr>
-          <w:b/>
-          <w:bCs/>
-          <w:sz w:val="24"/>
-          <w:szCs w:val="24"/>
-          <w:u w:val="single"/>
-          <w:lang w:val="en-US"/>
-        </w:rPr>
-        <w:t xml:space="preserve"> }</w:t>
-      </w:r>
-      <w:proofErr w:type="gramEnd"/>
-      <w:r>
-        <w:rPr>
-          <w:b/>
-          <w:bCs/>
-          <w:sz w:val="24"/>
-          <w:szCs w:val="24"/>
-          <w:u w:val="single"/>
-          <w:lang w:val="en-US"/>
-        </w:rPr>
-        <w:t xml:space="preserve">}, </w:t>
-      </w:r>
-      <w:proofErr w:type="gramStart"/>
-      <w:r>
-        <w:rPr>
-          <w:b/>
-          <w:bCs/>
-          <w:sz w:val="24"/>
-          <w:szCs w:val="24"/>
-          <w:u w:val="single"/>
-          <w:lang w:val="en-US"/>
-        </w:rPr>
-        <w:t xml:space="preserve">{{ </w:t>
-      </w:r>
-      <w:proofErr w:type="spellStart"/>
-      <w:r>
-        <w:rPr>
-          <w:b/>
-          <w:bCs/>
-          <w:sz w:val="24"/>
-          <w:szCs w:val="24"/>
-          <w:u w:val="single"/>
-          <w:lang w:val="en-US"/>
-        </w:rPr>
-        <w:t>date</w:t>
-      </w:r>
-      <w:proofErr w:type="gramEnd"/>
-      <w:r>
-        <w:rPr>
-          <w:b/>
-          <w:bCs/>
-          <w:sz w:val="24"/>
-          <w:szCs w:val="24"/>
-          <w:u w:val="single"/>
-          <w:lang w:val="en-US"/>
-        </w:rPr>
-        <w:t>_of_</w:t>
-      </w:r>
-      <w:proofErr w:type="gramStart"/>
-      <w:r>
-        <w:rPr>
-          <w:b/>
-          <w:bCs/>
-          <w:sz w:val="24"/>
-          <w:szCs w:val="24"/>
-          <w:u w:val="single"/>
-          <w:lang w:val="en-US"/>
-        </w:rPr>
-        <w:t>birth</w:t>
-      </w:r>
-      <w:proofErr w:type="spellEnd"/>
-      <w:r>
-        <w:rPr>
-          <w:b/>
-          <w:bCs/>
-          <w:sz w:val="24"/>
-          <w:szCs w:val="24"/>
-          <w:u w:val="single"/>
-          <w:lang w:val="en-US"/>
-        </w:rPr>
-        <w:t xml:space="preserve"> }</w:t>
-      </w:r>
-      <w:proofErr w:type="gramEnd"/>
-      <w:r>
-        <w:rPr>
-          <w:b/>
-          <w:bCs/>
-          <w:sz w:val="24"/>
-          <w:szCs w:val="24"/>
-          <w:u w:val="single"/>
-          <w:lang w:val="en-US"/>
-        </w:rPr>
-        <w:t xml:space="preserve">} </w:t>
+        <w:t xml:space="preserve"> }} </w:t>
       </w:r>
       <w:r>
         <w:rPr>
@@ -438,23 +281,7 @@
           <w:sz w:val="24"/>
           <w:szCs w:val="24"/>
         </w:rPr>
-        <w:t xml:space="preserve">Даю согласие на проведение мне (представляемому) лечащим врачом (в </w:t>
-      </w:r>
-      <w:proofErr w:type="gramStart"/>
-      <w:r>
-        <w:rPr>
-          <w:sz w:val="24"/>
-          <w:szCs w:val="24"/>
-        </w:rPr>
-        <w:t>т.ч.</w:t>
-      </w:r>
-      <w:proofErr w:type="gramEnd"/>
-      <w:r>
-        <w:rPr>
-          <w:sz w:val="24"/>
-          <w:szCs w:val="24"/>
-        </w:rPr>
-        <w:t xml:space="preserve"> медицинскими работниками, участвующими в предоставлении медицинской помощи).</w:t>
+        <w:t>Даю согласие на проведение мне (представляемому) лечащим врачом (в т.ч. медицинскими работниками, участвующими в предоставлении медицинской помощи).</w:t>
       </w:r>
     </w:p>
     <w:p>
@@ -594,23 +421,7 @@
           <w:sz w:val="24"/>
           <w:szCs w:val="24"/>
         </w:rPr>
-        <w:t>подчеркнуть). Подпись: …</w:t>
-      </w:r>
-      <w:proofErr w:type="gramStart"/>
-      <w:r>
-        <w:rPr>
-          <w:sz w:val="24"/>
-          <w:szCs w:val="24"/>
-        </w:rPr>
-        <w:t>…….</w:t>
-      </w:r>
-      <w:proofErr w:type="gramEnd"/>
-      <w:r>
-        <w:rPr>
-          <w:sz w:val="24"/>
-          <w:szCs w:val="24"/>
-        </w:rPr>
-        <w:t>.…</w:t>
+        <w:t>подчеркнуть). Подпись: ………..…</w:t>
       </w:r>
     </w:p>
     <w:p>
@@ -669,7 +480,6 @@
                 <w:szCs w:val="24"/>
               </w:rPr>
             </w:pPr>
-            <w:proofErr w:type="gramStart"/>
             <w:r>
               <w:rPr>
                 <w:sz w:val="24"/>
@@ -683,15 +493,7 @@
                 <w:sz w:val="24"/>
                 <w:szCs w:val="24"/>
               </w:rPr>
-              <w:t>appointment</w:t>
-            </w:r>
-            <w:proofErr w:type="gramEnd"/>
-            <w:r>
-              <w:rPr>
-                <w:sz w:val="24"/>
-                <w:szCs w:val="24"/>
-              </w:rPr>
-              <w:t>_date</w:t>
+              <w:t>appointment_date</w:t>
             </w:r>
             <w:proofErr w:type="spellEnd"/>
             <w:r>
@@ -728,23 +530,7 @@
                 <w:sz w:val="24"/>
                 <w:szCs w:val="24"/>
               </w:rPr>
-              <w:t>………………</w:t>
-            </w:r>
-            <w:proofErr w:type="gramStart"/>
-            <w:r>
-              <w:rPr>
-                <w:sz w:val="24"/>
-                <w:szCs w:val="24"/>
-              </w:rPr>
-              <w:t>…….</w:t>
-            </w:r>
-            <w:proofErr w:type="gramEnd"/>
-            <w:r>
-              <w:rPr>
-                <w:sz w:val="24"/>
-                <w:szCs w:val="24"/>
-              </w:rPr>
-              <w:t>.</w:t>
+              <w:t>……………………..</w:t>
             </w:r>
           </w:p>
         </w:tc>
@@ -836,7 +622,6 @@
                 <w:lang w:val="en-US"/>
               </w:rPr>
             </w:pPr>
-            <w:proofErr w:type="gramStart"/>
             <w:r>
               <w:rPr>
                 <w:b/>
@@ -862,9 +647,9 @@
                 <w:u w:val="single"/>
                 <w:lang w:val="en-US"/>
               </w:rPr>
-              <w:t>doc</w:t>
-            </w:r>
-            <w:proofErr w:type="gramEnd"/>
+              <w:t>doc_surname</w:t>
+            </w:r>
+            <w:proofErr w:type="spellEnd"/>
             <w:r>
               <w:rPr>
                 <w:b/>
@@ -876,9 +661,8 @@
                 <w:u w:val="single"/>
                 <w:lang w:val="en-US"/>
               </w:rPr>
-              <w:t>_surname</w:t>
-            </w:r>
-            <w:proofErr w:type="spellEnd"/>
+              <w:t>}}</w:t>
+            </w:r>
             <w:r>
               <w:rPr>
                 <w:b/>
@@ -890,8 +674,9 @@
                 <w:u w:val="single"/>
                 <w:lang w:val="en-US"/>
               </w:rPr>
-              <w:t>}}</w:t>
-            </w:r>
+              <w:t xml:space="preserve"> {{ </w:t>
+            </w:r>
+            <w:proofErr w:type="spellStart"/>
             <w:r>
               <w:rPr>
                 <w:b/>
@@ -903,9 +688,9 @@
                 <w:u w:val="single"/>
                 <w:lang w:val="en-US"/>
               </w:rPr>
-              <w:t xml:space="preserve"> </w:t>
-            </w:r>
-            <w:proofErr w:type="gramStart"/>
+              <w:t>doc_f_name</w:t>
+            </w:r>
+            <w:proofErr w:type="spellEnd"/>
             <w:r>
               <w:rPr>
                 <w:b/>
@@ -917,7 +702,7 @@
                 <w:u w:val="single"/>
                 <w:lang w:val="en-US"/>
               </w:rPr>
-              <w:t xml:space="preserve">{{ </w:t>
+              <w:t xml:space="preserve">}} {{ </w:t>
             </w:r>
             <w:proofErr w:type="spellStart"/>
             <w:r>
@@ -931,9 +716,9 @@
                 <w:u w:val="single"/>
                 <w:lang w:val="en-US"/>
               </w:rPr>
-              <w:t>doc</w:t>
-            </w:r>
-            <w:proofErr w:type="gramEnd"/>
+              <w:t>doc_l_name</w:t>
+            </w:r>
+            <w:proofErr w:type="spellEnd"/>
             <w:r>
               <w:rPr>
                 <w:b/>
@@ -945,9 +730,8 @@
                 <w:u w:val="single"/>
                 <w:lang w:val="en-US"/>
               </w:rPr>
-              <w:t>_f_name</w:t>
-            </w:r>
-            <w:proofErr w:type="spellEnd"/>
+              <w:t>}},  -</w:t>
+            </w:r>
             <w:r>
               <w:rPr>
                 <w:b/>
@@ -959,9 +743,9 @@
                 <w:u w:val="single"/>
                 <w:lang w:val="en-US"/>
               </w:rPr>
-              <w:t xml:space="preserve">}} </w:t>
-            </w:r>
-            <w:proofErr w:type="gramStart"/>
+              <w:t xml:space="preserve"> {{ </w:t>
+            </w:r>
+            <w:proofErr w:type="spellStart"/>
             <w:r>
               <w:rPr>
                 <w:b/>
@@ -973,119 +757,7 @@
                 <w:u w:val="single"/>
                 <w:lang w:val="en-US"/>
               </w:rPr>
-              <w:t xml:space="preserve">{{ </w:t>
-            </w:r>
-            <w:proofErr w:type="spellStart"/>
-            <w:r>
-              <w:rPr>
-                <w:b/>
-                <w:bCs/>
-                <w:i/>
-                <w:iCs/>
-                <w:sz w:val="22"/>
-                <w:szCs w:val="22"/>
-                <w:u w:val="single"/>
-                <w:lang w:val="en-US"/>
-              </w:rPr>
-              <w:t>doc</w:t>
-            </w:r>
-            <w:proofErr w:type="gramEnd"/>
-            <w:r>
-              <w:rPr>
-                <w:b/>
-                <w:bCs/>
-                <w:i/>
-                <w:iCs/>
-                <w:sz w:val="22"/>
-                <w:szCs w:val="22"/>
-                <w:u w:val="single"/>
-                <w:lang w:val="en-US"/>
-              </w:rPr>
-              <w:t>_l_name</w:t>
-            </w:r>
-            <w:proofErr w:type="spellEnd"/>
-            <w:r>
-              <w:rPr>
-                <w:b/>
-                <w:bCs/>
-                <w:i/>
-                <w:iCs/>
-                <w:sz w:val="22"/>
-                <w:szCs w:val="22"/>
-                <w:u w:val="single"/>
-                <w:lang w:val="en-US"/>
-              </w:rPr>
-              <w:t>}</w:t>
-            </w:r>
-            <w:proofErr w:type="gramStart"/>
-            <w:r>
-              <w:rPr>
-                <w:b/>
-                <w:bCs/>
-                <w:i/>
-                <w:iCs/>
-                <w:sz w:val="22"/>
-                <w:szCs w:val="22"/>
-                <w:u w:val="single"/>
-                <w:lang w:val="en-US"/>
-              </w:rPr>
-              <w:t>},  -</w:t>
-            </w:r>
-            <w:proofErr w:type="gramEnd"/>
-            <w:r>
-              <w:rPr>
-                <w:b/>
-                <w:bCs/>
-                <w:i/>
-                <w:iCs/>
-                <w:sz w:val="22"/>
-                <w:szCs w:val="22"/>
-                <w:u w:val="single"/>
-                <w:lang w:val="en-US"/>
-              </w:rPr>
-              <w:t xml:space="preserve"> </w:t>
-            </w:r>
-            <w:proofErr w:type="gramStart"/>
-            <w:r>
-              <w:rPr>
-                <w:b/>
-                <w:bCs/>
-                <w:i/>
-                <w:iCs/>
-                <w:sz w:val="22"/>
-                <w:szCs w:val="22"/>
-                <w:u w:val="single"/>
-                <w:lang w:val="en-US"/>
-              </w:rPr>
-              <w:t xml:space="preserve">{{ </w:t>
-            </w:r>
-            <w:proofErr w:type="spellStart"/>
-            <w:r>
-              <w:rPr>
-                <w:b/>
-                <w:bCs/>
-                <w:i/>
-                <w:iCs/>
-                <w:sz w:val="22"/>
-                <w:szCs w:val="22"/>
-                <w:u w:val="single"/>
-                <w:lang w:val="en-US"/>
-              </w:rPr>
-              <w:t>doctor</w:t>
-            </w:r>
-            <w:proofErr w:type="gramEnd"/>
-            <w:r>
-              <w:rPr>
-                <w:b/>
-                <w:bCs/>
-                <w:i/>
-                <w:iCs/>
-                <w:sz w:val="22"/>
-                <w:szCs w:val="22"/>
-                <w:u w:val="single"/>
-                <w:lang w:val="en-US"/>
-              </w:rPr>
-              <w:t>_specialization</w:t>
+              <w:t>doctor_specialization</w:t>
             </w:r>
             <w:proofErr w:type="spellEnd"/>
             <w:r>
@@ -1419,7 +1091,6 @@
               </w:rPr>
               <w:t>О</w:t>
             </w:r>
-            <w:proofErr w:type="gramStart"/>
             <w:r>
               <w:rPr>
                 <w:b/>
@@ -1452,9 +1123,9 @@
                 <w:u w:val="single"/>
                 <w:lang w:val="en-US"/>
               </w:rPr>
-              <w:t>patient</w:t>
-            </w:r>
-            <w:proofErr w:type="gramEnd"/>
+              <w:t>patient_short_name</w:t>
+            </w:r>
+            <w:proofErr w:type="spellEnd"/>
             <w:r>
               <w:rPr>
                 <w:b/>
@@ -1464,10 +1135,8 @@
                 <w:u w:val="single"/>
                 <w:lang w:val="en-US"/>
               </w:rPr>
-              <w:t>_short_name</w:t>
-            </w:r>
-            <w:proofErr w:type="spellEnd"/>
-            <w:proofErr w:type="gramStart"/>
+              <w:t>}</w:t>
+            </w:r>
             <w:r>
               <w:rPr>
                 <w:b/>
@@ -1477,30 +1146,7 @@
                 <w:u w:val="single"/>
                 <w:lang w:val="en-US"/>
               </w:rPr>
-              <w:t>}</w:t>
-            </w:r>
-            <w:r>
-              <w:rPr>
-                <w:b/>
-                <w:i/>
-                <w:sz w:val="28"/>
-                <w:szCs w:val="28"/>
-                <w:u w:val="single"/>
-                <w:lang w:val="en-US"/>
-              </w:rPr>
-              <w:t xml:space="preserve">}   </w:t>
-            </w:r>
-            <w:proofErr w:type="gramEnd"/>
-            <w:r>
-              <w:rPr>
-                <w:b/>
-                <w:i/>
-                <w:sz w:val="28"/>
-                <w:szCs w:val="28"/>
-                <w:u w:val="single"/>
-                <w:lang w:val="en-US"/>
-              </w:rPr>
-              <w:t xml:space="preserve">                                                                                 </w:t>
+              <w:t xml:space="preserve">}                                                                                    </w:t>
             </w:r>
           </w:p>
         </w:tc>
@@ -1539,7 +1185,6 @@
               </w:rPr>
               <w:t xml:space="preserve"> </w:t>
             </w:r>
-            <w:proofErr w:type="gramStart"/>
             <w:r>
               <w:rPr>
                 <w:b/>
@@ -1559,9 +1204,9 @@
                 <w:szCs w:val="28"/>
                 <w:u w:val="single"/>
               </w:rPr>
-              <w:t>appointment</w:t>
-            </w:r>
-            <w:proofErr w:type="gramEnd"/>
+              <w:t>appointment_date</w:t>
+            </w:r>
+            <w:proofErr w:type="spellEnd"/>
             <w:r>
               <w:rPr>
                 <w:b/>
@@ -1570,9 +1215,8 @@
                 <w:szCs w:val="28"/>
                 <w:u w:val="single"/>
               </w:rPr>
-              <w:t>_</w:t>
-            </w:r>
-            <w:proofErr w:type="gramStart"/>
+              <w:t xml:space="preserve"> }}</w:t>
+            </w:r>
             <w:r>
               <w:rPr>
                 <w:b/>
@@ -1581,38 +1225,6 @@
                 <w:szCs w:val="28"/>
                 <w:u w:val="single"/>
               </w:rPr>
-              <w:t>date</w:t>
-            </w:r>
-            <w:proofErr w:type="spellEnd"/>
-            <w:r>
-              <w:rPr>
-                <w:b/>
-                <w:i/>
-                <w:sz w:val="28"/>
-                <w:szCs w:val="28"/>
-                <w:u w:val="single"/>
-              </w:rPr>
-              <w:t xml:space="preserve"> }</w:t>
-            </w:r>
-            <w:proofErr w:type="gramEnd"/>
-            <w:r>
-              <w:rPr>
-                <w:b/>
-                <w:i/>
-                <w:sz w:val="28"/>
-                <w:szCs w:val="28"/>
-                <w:u w:val="single"/>
-              </w:rPr>
-              <w:t>}</w:t>
-            </w:r>
-            <w:r>
-              <w:rPr>
-                <w:b/>
-                <w:i/>
-                <w:sz w:val="28"/>
-                <w:szCs w:val="28"/>
-                <w:u w:val="single"/>
-              </w:rPr>
               <w:t xml:space="preserve"> г                         </w:t>
             </w:r>
           </w:p>
@@ -1849,23 +1461,7 @@
           <w:sz w:val="24"/>
           <w:szCs w:val="24"/>
         </w:rPr>
-        <w:t xml:space="preserve">. Диета с низким содержанием углеводов на </w:t>
-      </w:r>
-      <w:proofErr w:type="gramStart"/>
-      <w:r>
-        <w:rPr>
-          <w:sz w:val="24"/>
-          <w:szCs w:val="24"/>
-        </w:rPr>
-        <w:t>2-3</w:t>
-      </w:r>
-      <w:proofErr w:type="gramEnd"/>
-      <w:r>
-        <w:rPr>
-          <w:sz w:val="24"/>
-          <w:szCs w:val="24"/>
-        </w:rPr>
-        <w:t xml:space="preserve"> дня.</w:t>
+        <w:t>. Диета с низким содержанием углеводов на 2-3 дня.</w:t>
       </w:r>
     </w:p>
     <w:p>
@@ -1949,9 +1545,9 @@
           <w:szCs w:val="24"/>
           <w:lang w:val="en-US"/>
         </w:rPr>
-        <w:t xml:space="preserve">: </w:t>
-      </w:r>
-      <w:proofErr w:type="gramStart"/>
+        <w:t xml:space="preserve">: {{ </w:t>
+      </w:r>
+      <w:proofErr w:type="spellStart"/>
       <w:r>
         <w:rPr>
           <w:b/>
@@ -1960,7 +1556,85 @@
           <w:szCs w:val="24"/>
           <w:lang w:val="en-US"/>
         </w:rPr>
-        <w:t xml:space="preserve">{{ </w:t>
+        <w:t>patient_short_name</w:t>
+      </w:r>
+      <w:proofErr w:type="spellEnd"/>
+      <w:r>
+        <w:rPr>
+          <w:b/>
+          <w:i/>
+          <w:sz w:val="24"/>
+          <w:szCs w:val="24"/>
+          <w:lang w:val="en-US"/>
+        </w:rPr>
+        <w:t>}}</w:t>
+      </w:r>
+      <w:r>
+        <w:rPr>
+          <w:b/>
+          <w:i/>
+          <w:sz w:val="24"/>
+          <w:szCs w:val="24"/>
+          <w:lang w:val="en-US"/>
+        </w:rPr>
+        <w:t xml:space="preserve"> </w:t>
+      </w:r>
+      <w:r>
+        <w:rPr>
+          <w:sz w:val="24"/>
+          <w:szCs w:val="24"/>
+          <w:lang w:val="en-US"/>
+        </w:rPr>
+        <w:t>/………………..</w:t>
+      </w:r>
+    </w:p>
+    <w:p>
+      <w:pPr>
+        <w:jc w:val="right"/>
+        <w:rPr>
+          <w:sz w:val="24"/>
+          <w:szCs w:val="24"/>
+          <w:lang w:val="en-US"/>
+        </w:rPr>
+      </w:pPr>
+    </w:p>
+    <w:p>
+      <w:pPr>
+        <w:jc w:val="right"/>
+        <w:rPr>
+          <w:sz w:val="24"/>
+          <w:szCs w:val="24"/>
+          <w:lang w:val="en-US"/>
+        </w:rPr>
+      </w:pPr>
+      <w:r>
+        <w:rPr>
+          <w:b/>
+          <w:i/>
+          <w:sz w:val="24"/>
+          <w:szCs w:val="24"/>
+          <w:lang w:val="en-US"/>
+        </w:rPr>
+        <w:t xml:space="preserve">                                               </w:t>
+      </w:r>
+      <w:r>
+        <w:rPr>
+          <w:b/>
+          <w:i/>
+          <w:sz w:val="24"/>
+          <w:szCs w:val="24"/>
+        </w:rPr>
+        <w:t>Врач</w:t>
+      </w:r>
+      <w:r>
+        <w:rPr>
+          <w:b/>
+          <w:i/>
+          <w:sz w:val="24"/>
+          <w:szCs w:val="24"/>
+          <w:lang w:val="en-US"/>
+        </w:rPr>
+        <w:t xml:space="preserve">: {{ </w:t>
       </w:r>
       <w:proofErr w:type="spellStart"/>
       <w:r>
@@ -1971,9 +1645,9 @@
           <w:szCs w:val="24"/>
           <w:lang w:val="en-US"/>
         </w:rPr>
-        <w:t>patient</w:t>
-      </w:r>
-      <w:proofErr w:type="gramEnd"/>
+        <w:t>doctor_name</w:t>
+      </w:r>
+      <w:proofErr w:type="spellEnd"/>
       <w:r>
         <w:rPr>
           <w:b/>
@@ -1982,9 +1656,8 @@
           <w:szCs w:val="24"/>
           <w:lang w:val="en-US"/>
         </w:rPr>
-        <w:t>_short_name</w:t>
-      </w:r>
-      <w:proofErr w:type="spellEnd"/>
+        <w:t xml:space="preserve"> }}</w:t>
+      </w:r>
       <w:r>
         <w:rPr>
           <w:b/>
@@ -1993,7 +1666,7 @@
           <w:szCs w:val="24"/>
           <w:lang w:val="en-US"/>
         </w:rPr>
-        <w:t>}}</w:t>
+        <w:t xml:space="preserve"> </w:t>
       </w:r>
       <w:r>
         <w:rPr>
@@ -2011,203 +1684,47 @@
           <w:szCs w:val="24"/>
           <w:lang w:val="en-US"/>
         </w:rPr>
-        <w:t>/…………</w:t>
-      </w:r>
-      <w:proofErr w:type="gramStart"/>
+        <w:t>/…</w:t>
+      </w:r>
       <w:r>
         <w:rPr>
           <w:sz w:val="24"/>
           <w:szCs w:val="24"/>
           <w:lang w:val="en-US"/>
         </w:rPr>
-        <w:t>…….</w:t>
-      </w:r>
-      <w:proofErr w:type="gramEnd"/>
-      <w:r>
+        <w:t>……………..</w:t>
+      </w:r>
+    </w:p>
+    <w:p>
+      <w:pPr>
+        <w:jc w:val="right"/>
         <w:rPr>
           <w:sz w:val="24"/>
           <w:szCs w:val="24"/>
           <w:lang w:val="en-US"/>
         </w:rPr>
-        <w:t>.</w:t>
-      </w:r>
-    </w:p>
-    <w:p>
-      <w:pPr>
-        <w:jc w:val="right"/>
+      </w:pPr>
+    </w:p>
+    <w:p>
+      <w:pPr>
+        <w:widowControl/>
+        <w:suppressAutoHyphens w:val="0"/>
+        <w:autoSpaceDE/>
         <w:rPr>
           <w:sz w:val="24"/>
           <w:szCs w:val="24"/>
           <w:lang w:val="en-US"/>
         </w:rPr>
       </w:pPr>
-    </w:p>
-    <w:p>
-      <w:pPr>
-        <w:jc w:val="right"/>
-        <w:rPr>
-          <w:sz w:val="24"/>
-          <w:szCs w:val="24"/>
-        </w:rPr>
-      </w:pPr>
-      <w:r>
-        <w:rPr>
-          <w:b/>
-          <w:i/>
+      <w:r>
+        <w:rPr>
           <w:sz w:val="24"/>
           <w:szCs w:val="24"/>
           <w:lang w:val="en-US"/>
         </w:rPr>
-        <w:t xml:space="preserve">                                               </w:t>
-      </w:r>
-      <w:r>
-        <w:rPr>
-          <w:b/>
-          <w:i/>
-          <w:sz w:val="24"/>
-          <w:szCs w:val="24"/>
-        </w:rPr>
-        <w:t>Врач</w:t>
-      </w:r>
-      <w:r>
-        <w:rPr>
-          <w:b/>
-          <w:i/>
-          <w:sz w:val="24"/>
-          <w:szCs w:val="24"/>
-          <w:lang w:val="en-US"/>
-        </w:rPr>
-        <w:t xml:space="preserve">: </w:t>
-      </w:r>
-      <w:proofErr w:type="gramStart"/>
-      <w:r>
-        <w:rPr>
-          <w:b/>
-          <w:i/>
-          <w:sz w:val="24"/>
-          <w:szCs w:val="24"/>
-          <w:lang w:val="en-US"/>
-        </w:rPr>
-        <w:t xml:space="preserve">{{ </w:t>
-      </w:r>
-      <w:proofErr w:type="spellStart"/>
-      <w:r>
-        <w:rPr>
-          <w:b/>
-          <w:i/>
-          <w:sz w:val="24"/>
-          <w:szCs w:val="24"/>
-          <w:lang w:val="en-US"/>
-        </w:rPr>
-        <w:t>doctor</w:t>
-      </w:r>
-      <w:proofErr w:type="gramEnd"/>
-      <w:r>
-        <w:rPr>
-          <w:b/>
-          <w:i/>
-          <w:sz w:val="24"/>
-          <w:szCs w:val="24"/>
-          <w:lang w:val="en-US"/>
-        </w:rPr>
-        <w:t>_</w:t>
-      </w:r>
-      <w:proofErr w:type="gramStart"/>
-      <w:r>
-        <w:rPr>
-          <w:b/>
-          <w:i/>
-          <w:sz w:val="24"/>
-          <w:szCs w:val="24"/>
-          <w:lang w:val="en-US"/>
-        </w:rPr>
-        <w:t>name</w:t>
-      </w:r>
-      <w:proofErr w:type="spellEnd"/>
-      <w:r>
-        <w:rPr>
-          <w:b/>
-          <w:i/>
-          <w:sz w:val="24"/>
-          <w:szCs w:val="24"/>
-          <w:lang w:val="en-US"/>
-        </w:rPr>
-        <w:t xml:space="preserve"> }</w:t>
-      </w:r>
-      <w:proofErr w:type="gramEnd"/>
-      <w:r>
-        <w:rPr>
-          <w:b/>
-          <w:i/>
-          <w:sz w:val="24"/>
-          <w:szCs w:val="24"/>
-          <w:lang w:val="en-US"/>
-        </w:rPr>
-        <w:t>}</w:t>
-      </w:r>
-      <w:r>
-        <w:rPr>
-          <w:b/>
-          <w:i/>
-          <w:sz w:val="24"/>
-          <w:szCs w:val="24"/>
-          <w:lang w:val="en-US"/>
-        </w:rPr>
-        <w:t xml:space="preserve"> </w:t>
-      </w:r>
-      <w:r>
-        <w:rPr>
-          <w:b/>
-          <w:i/>
-          <w:sz w:val="24"/>
-          <w:szCs w:val="24"/>
-          <w:lang w:val="en-US"/>
-        </w:rPr>
-        <w:t xml:space="preserve"> </w:t>
-      </w:r>
-      <w:r>
-        <w:rPr>
-          <w:sz w:val="24"/>
-          <w:szCs w:val="24"/>
-          <w:lang w:val="en-US"/>
-        </w:rPr>
-        <w:t>/…</w:t>
-      </w:r>
-      <w:r>
-        <w:rPr>
-          <w:sz w:val="24"/>
-          <w:szCs w:val="24"/>
-          <w:lang w:val="en-US"/>
-        </w:rPr>
-        <w:t>………</w:t>
-      </w:r>
-      <w:proofErr w:type="gramStart"/>
-      <w:r>
-        <w:rPr>
-          <w:sz w:val="24"/>
-          <w:szCs w:val="24"/>
-          <w:lang w:val="en-US"/>
-        </w:rPr>
-        <w:t>…….</w:t>
-      </w:r>
-      <w:proofErr w:type="gramEnd"/>
-      <w:r>
-        <w:rPr>
-          <w:sz w:val="24"/>
-          <w:szCs w:val="24"/>
-          <w:lang w:val="en-US"/>
-        </w:rPr>
-        <w:t>.</w:t>
-      </w:r>
-    </w:p>
-    <w:p>
-      <w:pPr>
-        <w:jc w:val="right"/>
-        <w:rPr>
-          <w:sz w:val="24"/>
-          <w:szCs w:val="24"/>
-        </w:rPr>
-      </w:pPr>
+        <w:lastRenderedPageBreak/>
+        <w:br w:type="page"/>
+      </w:r>
     </w:p>
     <w:p>
       <w:pPr>
@@ -2226,15 +1743,6 @@
           <w:docGrid w:linePitch="360"/>
         </w:sectPr>
       </w:pPr>
-      <w:r>
-        <w:rPr>
-          <w:sz w:val="24"/>
-          <w:szCs w:val="24"/>
-          <w:lang w:val="en-US"/>
-        </w:rPr>
-        <w:lastRenderedPageBreak/>
-        <w:br w:type="page"/>
-      </w:r>
     </w:p>
     <w:p>
       <w:pPr>
@@ -2255,7 +1763,6 @@
         <w:lastRenderedPageBreak/>
         <w:t xml:space="preserve">Договор № </w:t>
       </w:r>
-      <w:proofErr w:type="gramStart"/>
       <w:r>
         <w:rPr>
           <w:b/>
@@ -2271,7 +1778,6 @@
         </w:rPr>
         <w:t>patient</w:t>
       </w:r>
-      <w:proofErr w:type="gramEnd"/>
       <w:r>
         <w:rPr>
           <w:b/>
@@ -2279,7 +1785,6 @@
         </w:rPr>
         <w:t>_</w:t>
       </w:r>
-      <w:proofErr w:type="gramStart"/>
       <w:r>
         <w:rPr>
           <w:b/>
@@ -2293,15 +1798,7 @@
           <w:b/>
           <w:u w:val="single"/>
         </w:rPr>
-        <w:t xml:space="preserve"> }</w:t>
-      </w:r>
-      <w:proofErr w:type="gramEnd"/>
-      <w:r>
-        <w:rPr>
-          <w:b/>
-          <w:u w:val="single"/>
-        </w:rPr>
-        <w:t>}</w:t>
+        <w:t xml:space="preserve"> }}</w:t>
       </w:r>
       <w:r>
         <w:rPr>
@@ -2398,7 +1895,6 @@
                 <w:bCs/>
               </w:rPr>
             </w:pPr>
-            <w:proofErr w:type="gramStart"/>
             <w:r>
               <w:rPr>
                 <w:b/>
@@ -2412,39 +1908,15 @@
                 <w:b/>
                 <w:bCs/>
               </w:rPr>
-              <w:t>appointment</w:t>
-            </w:r>
-            <w:proofErr w:type="gramEnd"/>
+              <w:t>appointment_date</w:t>
+            </w:r>
+            <w:proofErr w:type="spellEnd"/>
             <w:r>
               <w:rPr>
                 <w:b/>
                 <w:bCs/>
               </w:rPr>
-              <w:t>_</w:t>
-            </w:r>
-            <w:proofErr w:type="gramStart"/>
-            <w:r>
-              <w:rPr>
-                <w:b/>
-                <w:bCs/>
-              </w:rPr>
-              <w:t>date</w:t>
-            </w:r>
-            <w:proofErr w:type="spellEnd"/>
-            <w:r>
-              <w:rPr>
-                <w:b/>
-                <w:bCs/>
-              </w:rPr>
-              <w:t xml:space="preserve"> }</w:t>
-            </w:r>
-            <w:proofErr w:type="gramEnd"/>
-            <w:r>
-              <w:rPr>
-                <w:b/>
-                <w:bCs/>
-              </w:rPr>
-              <w:t>} г.</w:t>
+              <w:t xml:space="preserve"> }} г.</w:t>
             </w:r>
           </w:p>
         </w:tc>
@@ -2462,32 +1934,31 @@
           <w:lang w:val="en-US"/>
         </w:rPr>
       </w:pPr>
-      <w:proofErr w:type="gramStart"/>
       <w:r>
         <w:rPr>
           <w:b/>
           <w:u w:val="single"/>
           <w:lang w:val="en-US"/>
         </w:rPr>
-        <w:t>{{ surname</w:t>
-      </w:r>
-      <w:proofErr w:type="gramEnd"/>
+        <w:t xml:space="preserve">{{ surname }} {{ </w:t>
+      </w:r>
+      <w:proofErr w:type="spellStart"/>
       <w:r>
         <w:rPr>
           <w:b/>
           <w:u w:val="single"/>
           <w:lang w:val="en-US"/>
         </w:rPr>
-        <w:t xml:space="preserve"> }} </w:t>
-      </w:r>
-      <w:proofErr w:type="gramStart"/>
+        <w:t>first_name</w:t>
+      </w:r>
+      <w:proofErr w:type="spellEnd"/>
       <w:r>
         <w:rPr>
           <w:b/>
           <w:u w:val="single"/>
           <w:lang w:val="en-US"/>
         </w:rPr>
-        <w:t xml:space="preserve">{{ </w:t>
+        <w:t xml:space="preserve"> }} {{ </w:t>
       </w:r>
       <w:proofErr w:type="spellStart"/>
       <w:r>
@@ -2496,97 +1967,16 @@
           <w:u w:val="single"/>
           <w:lang w:val="en-US"/>
         </w:rPr>
-        <w:t>first</w:t>
-      </w:r>
-      <w:proofErr w:type="gramEnd"/>
+        <w:t>last_name</w:t>
+      </w:r>
+      <w:proofErr w:type="spellEnd"/>
       <w:r>
         <w:rPr>
           <w:b/>
           <w:u w:val="single"/>
           <w:lang w:val="en-US"/>
         </w:rPr>
-        <w:t>_</w:t>
-      </w:r>
-      <w:proofErr w:type="gramStart"/>
-      <w:r>
-        <w:rPr>
-          <w:b/>
-          <w:u w:val="single"/>
-          <w:lang w:val="en-US"/>
-        </w:rPr>
-        <w:t>name</w:t>
-      </w:r>
-      <w:proofErr w:type="spellEnd"/>
-      <w:r>
-        <w:rPr>
-          <w:b/>
-          <w:u w:val="single"/>
-          <w:lang w:val="en-US"/>
-        </w:rPr>
-        <w:t xml:space="preserve"> }</w:t>
-      </w:r>
-      <w:proofErr w:type="gramEnd"/>
-      <w:r>
-        <w:rPr>
-          <w:b/>
-          <w:u w:val="single"/>
-          <w:lang w:val="en-US"/>
-        </w:rPr>
-        <w:t xml:space="preserve">} </w:t>
-      </w:r>
-      <w:proofErr w:type="gramStart"/>
-      <w:r>
-        <w:rPr>
-          <w:b/>
-          <w:u w:val="single"/>
-          <w:lang w:val="en-US"/>
-        </w:rPr>
-        <w:t xml:space="preserve">{{ </w:t>
-      </w:r>
-      <w:proofErr w:type="spellStart"/>
-      <w:r>
-        <w:rPr>
-          <w:b/>
-          <w:u w:val="single"/>
-          <w:lang w:val="en-US"/>
-        </w:rPr>
-        <w:t>last</w:t>
-      </w:r>
-      <w:proofErr w:type="gramEnd"/>
-      <w:r>
-        <w:rPr>
-          <w:b/>
-          <w:u w:val="single"/>
-          <w:lang w:val="en-US"/>
-        </w:rPr>
-        <w:t>_</w:t>
-      </w:r>
-      <w:proofErr w:type="gramStart"/>
-      <w:r>
-        <w:rPr>
-          <w:b/>
-          <w:u w:val="single"/>
-          <w:lang w:val="en-US"/>
-        </w:rPr>
-        <w:t>name</w:t>
-      </w:r>
-      <w:proofErr w:type="spellEnd"/>
-      <w:r>
-        <w:rPr>
-          <w:b/>
-          <w:u w:val="single"/>
-          <w:lang w:val="en-US"/>
-        </w:rPr>
-        <w:t xml:space="preserve"> }</w:t>
-      </w:r>
-      <w:proofErr w:type="gramEnd"/>
-      <w:r>
-        <w:rPr>
-          <w:b/>
-          <w:u w:val="single"/>
-          <w:lang w:val="en-US"/>
-        </w:rPr>
-        <w:t>}</w:t>
+        <w:t xml:space="preserve"> }}</w:t>
       </w:r>
     </w:p>
     <w:p>
@@ -2709,7 +2099,6 @@
                 <w:lang w:val="en-US"/>
               </w:rPr>
             </w:pPr>
-            <w:proofErr w:type="gramStart"/>
             <w:r>
               <w:rPr>
                 <w:bCs/>
@@ -2717,17 +2106,7 @@
                 <w:szCs w:val="13"/>
                 <w:lang w:val="en-US"/>
               </w:rPr>
-              <w:t>{{ address</w:t>
-            </w:r>
-            <w:proofErr w:type="gramEnd"/>
-            <w:r>
-              <w:rPr>
-                <w:bCs/>
-                <w:sz w:val="13"/>
-                <w:szCs w:val="13"/>
-                <w:lang w:val="en-US"/>
-              </w:rPr>
-              <w:t xml:space="preserve"> }}, </w:t>
+              <w:t xml:space="preserve">{{ address }}, </w:t>
             </w:r>
           </w:p>
         </w:tc>
@@ -2823,47 +2202,7 @@
           <w:sz w:val="13"/>
           <w:szCs w:val="13"/>
         </w:rPr>
-        <w:t xml:space="preserve">1.1.  </w:t>
-      </w:r>
-      <w:proofErr w:type="gramStart"/>
-      <w:r>
-        <w:rPr>
-          <w:rFonts w:ascii="Times New Roman" w:hAnsi="Times New Roman" w:cs="Times New Roman"/>
-          <w:bCs/>
-          <w:sz w:val="13"/>
-          <w:szCs w:val="13"/>
-        </w:rPr>
-        <w:t>Исполнитель  по</w:t>
-      </w:r>
-      <w:proofErr w:type="gramEnd"/>
-      <w:r>
-        <w:rPr>
-          <w:rFonts w:ascii="Times New Roman" w:hAnsi="Times New Roman" w:cs="Times New Roman"/>
-          <w:bCs/>
-          <w:sz w:val="13"/>
-          <w:szCs w:val="13"/>
-        </w:rPr>
-        <w:t xml:space="preserve"> </w:t>
-      </w:r>
-      <w:proofErr w:type="gramStart"/>
-      <w:r>
-        <w:rPr>
-          <w:rFonts w:ascii="Times New Roman" w:hAnsi="Times New Roman" w:cs="Times New Roman"/>
-          <w:bCs/>
-          <w:sz w:val="13"/>
-          <w:szCs w:val="13"/>
-        </w:rPr>
-        <w:t>заданию  Заказчика</w:t>
-      </w:r>
-      <w:proofErr w:type="gramEnd"/>
-      <w:r>
-        <w:rPr>
-          <w:rFonts w:ascii="Times New Roman" w:hAnsi="Times New Roman" w:cs="Times New Roman"/>
-          <w:bCs/>
-          <w:sz w:val="13"/>
-          <w:szCs w:val="13"/>
-        </w:rPr>
-        <w:t xml:space="preserve">  обязуется оказать следующие услуги (перечень платных мед. услуг)  </w:t>
+        <w:t xml:space="preserve">1.1.  Исполнитель  по заданию  Заказчика  обязуется оказать следующие услуги (перечень платных мед. услуг)  </w:t>
       </w:r>
       <w:r>
         <w:rPr>
@@ -3025,7 +2364,6 @@
         </w:rPr>
         <w:t xml:space="preserve"> </w:t>
       </w:r>
-      <w:proofErr w:type="gramStart"/>
       <w:r>
         <w:rPr>
           <w:b/>
@@ -3039,23 +2377,7 @@
           <w:b/>
           <w:bCs/>
         </w:rPr>
-        <w:t>date</w:t>
-      </w:r>
-      <w:proofErr w:type="gramEnd"/>
-      <w:r>
-        <w:rPr>
-          <w:b/>
-          <w:bCs/>
-        </w:rPr>
-        <w:t>_</w:t>
-      </w:r>
-      <w:proofErr w:type="gramStart"/>
-      <w:r>
-        <w:rPr>
-          <w:b/>
-          <w:bCs/>
-        </w:rPr>
-        <w:t>range</w:t>
+        <w:t>date_range</w:t>
       </w:r>
       <w:proofErr w:type="spellEnd"/>
       <w:r>
@@ -3063,15 +2385,7 @@
           <w:b/>
           <w:bCs/>
         </w:rPr>
-        <w:t xml:space="preserve"> }</w:t>
-      </w:r>
-      <w:proofErr w:type="gramEnd"/>
-      <w:r>
-        <w:rPr>
-          <w:b/>
-          <w:bCs/>
-        </w:rPr>
-        <w:t>}</w:t>
+        <w:t xml:space="preserve"> }}</w:t>
       </w:r>
     </w:p>
     <w:p>
@@ -3303,27 +2617,7 @@
           <w:sz w:val="13"/>
           <w:szCs w:val="13"/>
         </w:rPr>
-        <w:t xml:space="preserve">2.1.7. Исполнитель гарантирует право гражданина на сохранение в тайне информации о факте обращения за медицинской помощью, о состоянии здоровья, диагнозе и иных сведений, составляющих </w:t>
-      </w:r>
-      <w:proofErr w:type="gramStart"/>
-      <w:r>
-        <w:rPr>
-          <w:rFonts w:ascii="Times New Roman" w:hAnsi="Times New Roman" w:cs="Times New Roman"/>
-          <w:bCs/>
-          <w:sz w:val="13"/>
-          <w:szCs w:val="13"/>
-        </w:rPr>
-        <w:t>врачебную тайну</w:t>
-      </w:r>
-      <w:proofErr w:type="gramEnd"/>
-      <w:r>
-        <w:rPr>
-          <w:rFonts w:ascii="Times New Roman" w:hAnsi="Times New Roman" w:cs="Times New Roman"/>
-          <w:bCs/>
-          <w:sz w:val="13"/>
-          <w:szCs w:val="13"/>
-        </w:rPr>
-        <w:t xml:space="preserve"> и обеспечивает ее конфиденциальность.</w:t>
+        <w:t>2.1.7. Исполнитель гарантирует право гражданина на сохранение в тайне информации о факте обращения за медицинской помощью, о состоянии здоровья, диагнозе и иных сведений, составляющих врачебную тайну и обеспечивает ее конфиденциальность.</w:t>
       </w:r>
     </w:p>
     <w:p>
@@ -3433,69 +2727,29 @@
           <w:sz w:val="13"/>
           <w:szCs w:val="13"/>
         </w:rPr>
-        <w:t xml:space="preserve">2.2.1. Ознакомиться с настоящим Договором до его подписания, </w:t>
-      </w:r>
-      <w:proofErr w:type="gramStart"/>
-      <w:r>
-        <w:rPr>
-          <w:rFonts w:ascii="Times New Roman" w:hAnsi="Times New Roman" w:cs="Times New Roman"/>
-          <w:bCs/>
-          <w:sz w:val="13"/>
-          <w:szCs w:val="13"/>
-        </w:rPr>
-        <w:t>Прейскурантом цен</w:t>
-      </w:r>
-      <w:proofErr w:type="gramEnd"/>
-      <w:r>
-        <w:rPr>
-          <w:rFonts w:ascii="Times New Roman" w:hAnsi="Times New Roman" w:cs="Times New Roman"/>
-          <w:bCs/>
-          <w:sz w:val="13"/>
-          <w:szCs w:val="13"/>
-        </w:rPr>
-        <w:t xml:space="preserve"> и информированным добровольным Согласием, представленным Центром, Правилами оказания медицинских услуг, размещенных на информационном стенде Центра.</w:t>
-      </w:r>
-    </w:p>
-    <w:p>
-      <w:pPr>
-        <w:pStyle w:val="ConsPlusNonformat"/>
-        <w:ind w:left="-1276"/>
-        <w:jc w:val="both"/>
-        <w:rPr>
-          <w:rFonts w:ascii="Times New Roman" w:hAnsi="Times New Roman" w:cs="Times New Roman"/>
-          <w:bCs/>
-          <w:sz w:val="13"/>
-          <w:szCs w:val="13"/>
-        </w:rPr>
-      </w:pPr>
-      <w:r>
-        <w:rPr>
-          <w:rFonts w:ascii="Times New Roman" w:hAnsi="Times New Roman" w:cs="Times New Roman"/>
-          <w:bCs/>
-          <w:sz w:val="13"/>
-          <w:szCs w:val="13"/>
-        </w:rPr>
-        <w:t xml:space="preserve">2.2.2 Подписать информированное добровольное Согласие одновременно с подписанием настоящего Договора. При этом факт подписания настоящего Договора является свидетельством ознакомления и согласия Пациента с </w:t>
-      </w:r>
-      <w:proofErr w:type="gramStart"/>
-      <w:r>
-        <w:rPr>
-          <w:rFonts w:ascii="Times New Roman" w:hAnsi="Times New Roman" w:cs="Times New Roman"/>
-          <w:bCs/>
-          <w:sz w:val="13"/>
-          <w:szCs w:val="13"/>
-        </w:rPr>
-        <w:t>Прейскурантом цен</w:t>
-      </w:r>
-      <w:proofErr w:type="gramEnd"/>
-      <w:r>
-        <w:rPr>
-          <w:rFonts w:ascii="Times New Roman" w:hAnsi="Times New Roman" w:cs="Times New Roman"/>
-          <w:bCs/>
-          <w:sz w:val="13"/>
-          <w:szCs w:val="13"/>
-        </w:rPr>
-        <w:t>, Информированным добровольным согласием, Правилами оказания медицинских услуг, Правилами внутреннего распорядка для потребителей услуг, которые размещены</w:t>
+        <w:t>2.2.1. Ознакомиться с настоящим Договором до его подписания, Прейскурантом цен и информированным добровольным Согласием, представленным Центром, Правилами оказания медицинских услуг, размещенных на информационном стенде Центра.</w:t>
+      </w:r>
+    </w:p>
+    <w:p>
+      <w:pPr>
+        <w:pStyle w:val="ConsPlusNonformat"/>
+        <w:ind w:left="-1276"/>
+        <w:jc w:val="both"/>
+        <w:rPr>
+          <w:rFonts w:ascii="Times New Roman" w:hAnsi="Times New Roman" w:cs="Times New Roman"/>
+          <w:bCs/>
+          <w:sz w:val="13"/>
+          <w:szCs w:val="13"/>
+        </w:rPr>
+      </w:pPr>
+      <w:r>
+        <w:rPr>
+          <w:rFonts w:ascii="Times New Roman" w:hAnsi="Times New Roman" w:cs="Times New Roman"/>
+          <w:bCs/>
+          <w:sz w:val="13"/>
+          <w:szCs w:val="13"/>
+        </w:rPr>
+        <w:t>2.2.2 Подписать информированное добровольное Согласие одновременно с подписанием настоящего Договора. При этом факт подписания настоящего Договора является свидетельством ознакомления и согласия Пациента с Прейскурантом цен, Информированным добровольным согласием, Правилами оказания медицинских услуг, Правилами внутреннего распорядка для потребителей услуг, которые размещены</w:t>
       </w:r>
       <w:r>
         <w:rPr>
@@ -3548,27 +2802,7 @@
           <w:sz w:val="13"/>
           <w:szCs w:val="13"/>
         </w:rPr>
-        <w:t xml:space="preserve">2.2.4. Предоставить при прохождении обследования и лечения полную достоверную информацию, необходимую для проведения медицинских услуг, в т.ч. о состоянии здоровья, хронических заболеваниях, а также, в случае необходимости, о могущих повлиять на ход лечения Пациента заболеваниях родственников, без указания их данных, злоупотреблении алкоголем или наркотическими препаратами, включая информацию о возможных аллергических реакциях на лекарственные препараты, пищевые или другие аллергены. </w:t>
-      </w:r>
-      <w:proofErr w:type="gramStart"/>
-      <w:r>
-        <w:rPr>
-          <w:rFonts w:ascii="Times New Roman" w:hAnsi="Times New Roman" w:cs="Times New Roman"/>
-          <w:bCs/>
-          <w:sz w:val="13"/>
-          <w:szCs w:val="13"/>
-        </w:rPr>
-        <w:t>При наличии письменных подтверждений указанной информации,</w:t>
-      </w:r>
-      <w:proofErr w:type="gramEnd"/>
-      <w:r>
-        <w:rPr>
-          <w:rFonts w:ascii="Times New Roman" w:hAnsi="Times New Roman" w:cs="Times New Roman"/>
-          <w:bCs/>
-          <w:sz w:val="13"/>
-          <w:szCs w:val="13"/>
-        </w:rPr>
-        <w:t xml:space="preserve"> предоставить данные подтверждения в копиях. Пациент осознает, что невыполнение предписаний Центра, несообщение необходимых сведений, нарушение предписанного режима и допущение иных нарушений могут повлечь снижение качества оказываемых услуг. Всю ответственность в данном случае несет Пациент.</w:t>
+        <w:t>2.2.4. Предоставить при прохождении обследования и лечения полную достоверную информацию, необходимую для проведения медицинских услуг, в т.ч. о состоянии здоровья, хронических заболеваниях, а также, в случае необходимости, о могущих повлиять на ход лечения Пациента заболеваниях родственников, без указания их данных, злоупотреблении алкоголем или наркотическими препаратами, включая информацию о возможных аллергических реакциях на лекарственные препараты, пищевые или другие аллергены. При наличии письменных подтверждений указанной информации, предоставить данные подтверждения в копиях. Пациент осознает, что невыполнение предписаний Центра, несообщение необходимых сведений, нарушение предписанного режима и допущение иных нарушений могут повлечь снижение качества оказываемых услуг. Всю ответственность в данном случае несет Пациент.</w:t>
       </w:r>
     </w:p>
     <w:p>
@@ -3828,47 +3062,7 @@
           <w:sz w:val="13"/>
           <w:szCs w:val="13"/>
         </w:rPr>
-        <w:t xml:space="preserve">2.3.7. Изменять </w:t>
-      </w:r>
-      <w:proofErr w:type="gramStart"/>
-      <w:r>
-        <w:rPr>
-          <w:rFonts w:ascii="Times New Roman" w:hAnsi="Times New Roman" w:cs="Times New Roman"/>
-          <w:bCs/>
-          <w:sz w:val="13"/>
-          <w:szCs w:val="13"/>
-        </w:rPr>
-        <w:t>Прейскурант цен</w:t>
-      </w:r>
-      <w:proofErr w:type="gramEnd"/>
-      <w:r>
-        <w:rPr>
-          <w:rFonts w:ascii="Times New Roman" w:hAnsi="Times New Roman" w:cs="Times New Roman"/>
-          <w:bCs/>
-          <w:sz w:val="13"/>
-          <w:szCs w:val="13"/>
-        </w:rPr>
-        <w:t xml:space="preserve"> в течение срока действия настоящего Договора в одностороннем порядке без согласования с Пациентом. С измененным </w:t>
-      </w:r>
-      <w:proofErr w:type="gramStart"/>
-      <w:r>
-        <w:rPr>
-          <w:rFonts w:ascii="Times New Roman" w:hAnsi="Times New Roman" w:cs="Times New Roman"/>
-          <w:bCs/>
-          <w:sz w:val="13"/>
-          <w:szCs w:val="13"/>
-        </w:rPr>
-        <w:t>прейскурантом цен</w:t>
-      </w:r>
-      <w:proofErr w:type="gramEnd"/>
-      <w:r>
-        <w:rPr>
-          <w:rFonts w:ascii="Times New Roman" w:hAnsi="Times New Roman" w:cs="Times New Roman"/>
-          <w:bCs/>
-          <w:sz w:val="13"/>
-          <w:szCs w:val="13"/>
-        </w:rPr>
-        <w:t xml:space="preserve"> Пациент может ознакомиться у стойки администратора при входе в Центр.</w:t>
+        <w:t>2.3.7. Изменять Прейскурант цен в течение срока действия настоящего Договора в одностороннем порядке без согласования с Пациентом. С измененным прейскурантом цен Пациент может ознакомиться у стойки администратора при входе в Центр.</w:t>
       </w:r>
     </w:p>
     <w:p>
@@ -4405,25 +3599,7 @@
           <w:sz w:val="13"/>
           <w:szCs w:val="13"/>
         </w:rPr>
-        <w:t xml:space="preserve">Оплата </w:t>
-      </w:r>
-      <w:proofErr w:type="gramStart"/>
-      <w:r>
-        <w:rPr>
-          <w:rFonts w:ascii="Times New Roman" w:hAnsi="Times New Roman" w:cs="Times New Roman"/>
-          <w:sz w:val="13"/>
-          <w:szCs w:val="13"/>
-        </w:rPr>
-        <w:t>за услуги</w:t>
-      </w:r>
-      <w:proofErr w:type="gramEnd"/>
-      <w:r>
-        <w:rPr>
-          <w:rFonts w:ascii="Times New Roman" w:hAnsi="Times New Roman" w:cs="Times New Roman"/>
-          <w:sz w:val="13"/>
-          <w:szCs w:val="13"/>
-        </w:rPr>
-        <w:t xml:space="preserve"> производится путём внесения наличных денежных средств в кассу Исполнителя или в безналичной форме путем использования платежных карт через терминальное устройство Исполнителя. </w:t>
+        <w:t xml:space="preserve">Оплата за услуги производится путём внесения наличных денежных средств в кассу Исполнителя или в безналичной форме путем использования платежных карт через терминальное устройство Исполнителя. </w:t>
       </w:r>
       <w:r>
         <w:rPr>
@@ -4471,27 +3647,7 @@
           <w:sz w:val="13"/>
           <w:szCs w:val="13"/>
         </w:rPr>
-        <w:t xml:space="preserve">3.3 Оплата медицинских услуг Центра является подтверждением присоединения (акцептирования) к настоящему Договору, ознакомлением и согласием с </w:t>
-      </w:r>
-      <w:proofErr w:type="gramStart"/>
-      <w:r>
-        <w:rPr>
-          <w:rFonts w:ascii="Times New Roman" w:hAnsi="Times New Roman" w:cs="Times New Roman"/>
-          <w:bCs/>
-          <w:sz w:val="13"/>
-          <w:szCs w:val="13"/>
-        </w:rPr>
-        <w:t>Прейскурантом цен</w:t>
-      </w:r>
-      <w:proofErr w:type="gramEnd"/>
-      <w:r>
-        <w:rPr>
-          <w:rFonts w:ascii="Times New Roman" w:hAnsi="Times New Roman" w:cs="Times New Roman"/>
-          <w:bCs/>
-          <w:sz w:val="13"/>
-          <w:szCs w:val="13"/>
-        </w:rPr>
-        <w:t>. Оплата медицинских услуг осуществляется Пациентом в следующие сроки:</w:t>
+        <w:t>3.3 Оплата медицинских услуг Центра является подтверждением присоединения (акцептирования) к настоящему Договору, ознакомлением и согласием с Прейскурантом цен. Оплата медицинских услуг осуществляется Пациентом в следующие сроки:</w:t>
       </w:r>
     </w:p>
     <w:p>
@@ -4535,27 +3691,7 @@
           <w:sz w:val="13"/>
           <w:szCs w:val="13"/>
         </w:rPr>
-        <w:t xml:space="preserve">3.3.2. Непосредственно после оказания соответствующих медицинских услуг, </w:t>
-      </w:r>
-      <w:proofErr w:type="gramStart"/>
-      <w:r>
-        <w:rPr>
-          <w:rFonts w:ascii="Times New Roman" w:hAnsi="Times New Roman" w:cs="Times New Roman"/>
-          <w:bCs/>
-          <w:sz w:val="13"/>
-          <w:szCs w:val="13"/>
-        </w:rPr>
-        <w:t>т.е.</w:t>
-      </w:r>
-      <w:proofErr w:type="gramEnd"/>
-      <w:r>
-        <w:rPr>
-          <w:rFonts w:ascii="Times New Roman" w:hAnsi="Times New Roman" w:cs="Times New Roman"/>
-          <w:bCs/>
-          <w:sz w:val="13"/>
-          <w:szCs w:val="13"/>
-        </w:rPr>
-        <w:t xml:space="preserve"> в день оказания медицинских услуг, в случае если необходимость оказания медицинских услуг возникла на приеме у врача-специалиста Центра, и Пациент выразил свое согласие на оказание ему дополнительных медицинских услуг. Оплата производится в кассе Центра.</w:t>
+        <w:t>3.3.2. Непосредственно после оказания соответствующих медицинских услуг, т.е. в день оказания медицинских услуг, в случае если необходимость оказания медицинских услуг возникла на приеме у врача-специалиста Центра, и Пациент выразил свое согласие на оказание ему дополнительных медицинских услуг. Оплата производится в кассе Центра.</w:t>
       </w:r>
     </w:p>
     <w:p>
@@ -4656,27 +3792,7 @@
           <w:sz w:val="13"/>
           <w:szCs w:val="13"/>
         </w:rPr>
-        <w:t xml:space="preserve">4.3. При разглашении одной из сторон сведений, относящихся к категории конфиденциальной информации, виновная сторона несет ответственность и обязана возместить другой стороне понесенные </w:t>
-      </w:r>
-      <w:proofErr w:type="gramStart"/>
-      <w:r>
-        <w:rPr>
-          <w:rFonts w:ascii="Times New Roman" w:hAnsi="Times New Roman" w:cs="Times New Roman"/>
-          <w:bCs/>
-          <w:sz w:val="13"/>
-          <w:szCs w:val="13"/>
-        </w:rPr>
-        <w:t>ей</w:t>
-      </w:r>
-      <w:proofErr w:type="gramEnd"/>
-      <w:r>
-        <w:rPr>
-          <w:rFonts w:ascii="Times New Roman" w:hAnsi="Times New Roman" w:cs="Times New Roman"/>
-          <w:bCs/>
-          <w:sz w:val="13"/>
-          <w:szCs w:val="13"/>
-        </w:rPr>
-        <w:t xml:space="preserve"> в связи с этим убытки.</w:t>
+        <w:t>4.3. При разглашении одной из сторон сведений, относящихся к категории конфиденциальной информации, виновная сторона несет ответственность и обязана возместить другой стороне понесенные ей в связи с этим убытки.</w:t>
       </w:r>
     </w:p>
     <w:p>
@@ -5076,67 +4192,36 @@
           <w:szCs w:val="13"/>
         </w:rPr>
       </w:pPr>
-      <w:proofErr w:type="gramStart"/>
-      <w:r>
-        <w:rPr>
-          <w:rFonts w:ascii="Times New Roman" w:hAnsi="Times New Roman" w:cs="Times New Roman"/>
-          <w:bCs/>
-          <w:sz w:val="13"/>
-          <w:szCs w:val="13"/>
-        </w:rPr>
-        <w:t>7.4  По</w:t>
-      </w:r>
-      <w:proofErr w:type="gramEnd"/>
-      <w:r>
-        <w:rPr>
-          <w:rFonts w:ascii="Times New Roman" w:hAnsi="Times New Roman" w:cs="Times New Roman"/>
-          <w:bCs/>
-          <w:sz w:val="13"/>
-          <w:szCs w:val="13"/>
-        </w:rPr>
-        <w:t xml:space="preserve"> инициативе Центра Договор может быть расторгнут в одностороннем внесудебном порядке:</w:t>
-      </w:r>
-    </w:p>
-    <w:p>
-      <w:pPr>
-        <w:pStyle w:val="ConsPlusNonformat"/>
-        <w:ind w:left="-1276"/>
-        <w:jc w:val="both"/>
-        <w:rPr>
-          <w:rFonts w:ascii="Times New Roman" w:hAnsi="Times New Roman" w:cs="Times New Roman"/>
-          <w:bCs/>
-          <w:sz w:val="13"/>
-          <w:szCs w:val="13"/>
-        </w:rPr>
-      </w:pPr>
-      <w:r>
-        <w:rPr>
-          <w:rFonts w:ascii="Times New Roman" w:hAnsi="Times New Roman" w:cs="Times New Roman"/>
-          <w:bCs/>
-          <w:sz w:val="13"/>
-          <w:szCs w:val="13"/>
-        </w:rPr>
-        <w:t xml:space="preserve">- в случае невыполнения Пациентом рекомендаций и назначений лечащего врача (медицинского персонала Центра) (нарушение медицинских предписаний, лечебно-охранительного режима и </w:t>
-      </w:r>
-      <w:proofErr w:type="gramStart"/>
-      <w:r>
-        <w:rPr>
-          <w:rFonts w:ascii="Times New Roman" w:hAnsi="Times New Roman" w:cs="Times New Roman"/>
-          <w:bCs/>
-          <w:sz w:val="13"/>
-          <w:szCs w:val="13"/>
-        </w:rPr>
-        <w:t>т.п.</w:t>
-      </w:r>
-      <w:proofErr w:type="gramEnd"/>
-      <w:r>
-        <w:rPr>
-          <w:rFonts w:ascii="Times New Roman" w:hAnsi="Times New Roman" w:cs="Times New Roman"/>
-          <w:bCs/>
-          <w:sz w:val="13"/>
-          <w:szCs w:val="13"/>
-        </w:rPr>
-        <w:t>), а также нарушения Пациентом других условий настоящего Договора;</w:t>
+      <w:r>
+        <w:rPr>
+          <w:rFonts w:ascii="Times New Roman" w:hAnsi="Times New Roman" w:cs="Times New Roman"/>
+          <w:bCs/>
+          <w:sz w:val="13"/>
+          <w:szCs w:val="13"/>
+        </w:rPr>
+        <w:t>7.4  По инициативе Центра Договор может быть расторгнут в одностороннем внесудебном порядке:</w:t>
+      </w:r>
+    </w:p>
+    <w:p>
+      <w:pPr>
+        <w:pStyle w:val="ConsPlusNonformat"/>
+        <w:ind w:left="-1276"/>
+        <w:jc w:val="both"/>
+        <w:rPr>
+          <w:rFonts w:ascii="Times New Roman" w:hAnsi="Times New Roman" w:cs="Times New Roman"/>
+          <w:bCs/>
+          <w:sz w:val="13"/>
+          <w:szCs w:val="13"/>
+        </w:rPr>
+      </w:pPr>
+      <w:r>
+        <w:rPr>
+          <w:rFonts w:ascii="Times New Roman" w:hAnsi="Times New Roman" w:cs="Times New Roman"/>
+          <w:bCs/>
+          <w:sz w:val="13"/>
+          <w:szCs w:val="13"/>
+        </w:rPr>
+        <w:t>- в случае невыполнения Пациентом рекомендаций и назначений лечащего врача (медицинского персонала Центра) (нарушение медицинских предписаний, лечебно-охранительного режима и т.п.), а также нарушения Пациентом других условий настоящего Договора;</w:t>
       </w:r>
     </w:p>
     <w:p>
@@ -5581,19 +4666,8 @@
                 <w:sz w:val="13"/>
                 <w:szCs w:val="13"/>
               </w:rPr>
-              <w:t>тел(факс) (8212)30-</w:t>
-            </w:r>
-            <w:proofErr w:type="gramStart"/>
-            <w:r>
-              <w:rPr>
-                <w:rFonts w:ascii="Times New Roman" w:hAnsi="Times New Roman" w:cs="Times New Roman"/>
-                <w:bCs/>
-                <w:sz w:val="13"/>
-                <w:szCs w:val="13"/>
-              </w:rPr>
-              <w:t>20-24</w:t>
-            </w:r>
-            <w:proofErr w:type="gramEnd"/>
+              <w:t>тел(факс) (8212)30-20-24</w:t>
+            </w:r>
           </w:p>
           <w:p>
             <w:pPr>
@@ -5682,7 +4756,6 @@
                 <w:lang w:val="en-US"/>
               </w:rPr>
             </w:pPr>
-            <w:proofErr w:type="gramStart"/>
             <w:r>
               <w:rPr>
                 <w:rFonts w:ascii="Times New Roman" w:hAnsi="Times New Roman" w:cs="Times New Roman"/>
@@ -5741,9 +4814,9 @@
                 <w:u w:val="single"/>
                 <w:lang w:val="en-US"/>
               </w:rPr>
-              <w:t>{{ surname</w:t>
-            </w:r>
-            <w:proofErr w:type="gramEnd"/>
+              <w:t xml:space="preserve">{{ surname }} {{ </w:t>
+            </w:r>
+            <w:proofErr w:type="spellStart"/>
             <w:r>
               <w:rPr>
                 <w:rFonts w:ascii="Times New Roman" w:hAnsi="Times New Roman" w:cs="Times New Roman"/>
@@ -5753,9 +4826,9 @@
                 <w:u w:val="single"/>
                 <w:lang w:val="en-US"/>
               </w:rPr>
-              <w:t xml:space="preserve"> }} </w:t>
-            </w:r>
-            <w:proofErr w:type="gramStart"/>
+              <w:t>first_name</w:t>
+            </w:r>
+            <w:proofErr w:type="spellEnd"/>
             <w:r>
               <w:rPr>
                 <w:rFonts w:ascii="Times New Roman" w:hAnsi="Times New Roman" w:cs="Times New Roman"/>
@@ -5765,7 +4838,7 @@
                 <w:u w:val="single"/>
                 <w:lang w:val="en-US"/>
               </w:rPr>
-              <w:t xml:space="preserve">{{ </w:t>
+              <w:t xml:space="preserve"> }} {{ </w:t>
             </w:r>
             <w:proofErr w:type="spellStart"/>
             <w:r>
@@ -5777,9 +4850,9 @@
                 <w:u w:val="single"/>
                 <w:lang w:val="en-US"/>
               </w:rPr>
-              <w:t>first</w:t>
-            </w:r>
-            <w:proofErr w:type="gramEnd"/>
+              <w:t>last_name</w:t>
+            </w:r>
+            <w:proofErr w:type="spellEnd"/>
             <w:r>
               <w:rPr>
                 <w:rFonts w:ascii="Times New Roman" w:hAnsi="Times New Roman" w:cs="Times New Roman"/>
@@ -5789,115 +4862,7 @@
                 <w:u w:val="single"/>
                 <w:lang w:val="en-US"/>
               </w:rPr>
-              <w:t>_</w:t>
-            </w:r>
-            <w:proofErr w:type="gramStart"/>
-            <w:r>
-              <w:rPr>
-                <w:rFonts w:ascii="Times New Roman" w:hAnsi="Times New Roman" w:cs="Times New Roman"/>
-                <w:bCs/>
-                <w:sz w:val="13"/>
-                <w:szCs w:val="13"/>
-                <w:u w:val="single"/>
-                <w:lang w:val="en-US"/>
-              </w:rPr>
-              <w:t>name</w:t>
-            </w:r>
-            <w:proofErr w:type="spellEnd"/>
-            <w:r>
-              <w:rPr>
-                <w:rFonts w:ascii="Times New Roman" w:hAnsi="Times New Roman" w:cs="Times New Roman"/>
-                <w:bCs/>
-                <w:sz w:val="13"/>
-                <w:szCs w:val="13"/>
-                <w:u w:val="single"/>
-                <w:lang w:val="en-US"/>
-              </w:rPr>
-              <w:t xml:space="preserve"> }</w:t>
-            </w:r>
-            <w:proofErr w:type="gramEnd"/>
-            <w:r>
-              <w:rPr>
-                <w:rFonts w:ascii="Times New Roman" w:hAnsi="Times New Roman" w:cs="Times New Roman"/>
-                <w:bCs/>
-                <w:sz w:val="13"/>
-                <w:szCs w:val="13"/>
-                <w:u w:val="single"/>
-                <w:lang w:val="en-US"/>
-              </w:rPr>
-              <w:t xml:space="preserve">} </w:t>
-            </w:r>
-            <w:proofErr w:type="gramStart"/>
-            <w:r>
-              <w:rPr>
-                <w:rFonts w:ascii="Times New Roman" w:hAnsi="Times New Roman" w:cs="Times New Roman"/>
-                <w:bCs/>
-                <w:sz w:val="13"/>
-                <w:szCs w:val="13"/>
-                <w:u w:val="single"/>
-                <w:lang w:val="en-US"/>
-              </w:rPr>
-              <w:t xml:space="preserve">{{ </w:t>
-            </w:r>
-            <w:proofErr w:type="spellStart"/>
-            <w:r>
-              <w:rPr>
-                <w:rFonts w:ascii="Times New Roman" w:hAnsi="Times New Roman" w:cs="Times New Roman"/>
-                <w:bCs/>
-                <w:sz w:val="13"/>
-                <w:szCs w:val="13"/>
-                <w:u w:val="single"/>
-                <w:lang w:val="en-US"/>
-              </w:rPr>
-              <w:t>last</w:t>
-            </w:r>
-            <w:proofErr w:type="gramEnd"/>
-            <w:r>
-              <w:rPr>
-                <w:rFonts w:ascii="Times New Roman" w:hAnsi="Times New Roman" w:cs="Times New Roman"/>
-                <w:bCs/>
-                <w:sz w:val="13"/>
-                <w:szCs w:val="13"/>
-                <w:u w:val="single"/>
-                <w:lang w:val="en-US"/>
-              </w:rPr>
-              <w:t>_</w:t>
-            </w:r>
-            <w:proofErr w:type="gramStart"/>
-            <w:r>
-              <w:rPr>
-                <w:rFonts w:ascii="Times New Roman" w:hAnsi="Times New Roman" w:cs="Times New Roman"/>
-                <w:bCs/>
-                <w:sz w:val="13"/>
-                <w:szCs w:val="13"/>
-                <w:u w:val="single"/>
-                <w:lang w:val="en-US"/>
-              </w:rPr>
-              <w:t>name</w:t>
-            </w:r>
-            <w:proofErr w:type="spellEnd"/>
-            <w:r>
-              <w:rPr>
-                <w:rFonts w:ascii="Times New Roman" w:hAnsi="Times New Roman" w:cs="Times New Roman"/>
-                <w:bCs/>
-                <w:sz w:val="13"/>
-                <w:szCs w:val="13"/>
-                <w:u w:val="single"/>
-                <w:lang w:val="en-US"/>
-              </w:rPr>
-              <w:t xml:space="preserve"> }</w:t>
-            </w:r>
-            <w:proofErr w:type="gramEnd"/>
-            <w:r>
-              <w:rPr>
-                <w:rFonts w:ascii="Times New Roman" w:hAnsi="Times New Roman" w:cs="Times New Roman"/>
-                <w:bCs/>
-                <w:sz w:val="13"/>
-                <w:szCs w:val="13"/>
-                <w:u w:val="single"/>
-                <w:lang w:val="en-US"/>
-              </w:rPr>
-              <w:t>}</w:t>
+              <w:t xml:space="preserve"> }}</w:t>
             </w:r>
           </w:p>
           <w:p>
@@ -5979,7 +4944,6 @@
               </w:rPr>
               <w:t xml:space="preserve"> </w:t>
             </w:r>
-            <w:proofErr w:type="gramStart"/>
             <w:r>
               <w:rPr>
                 <w:rFonts w:ascii="Times New Roman" w:hAnsi="Times New Roman" w:cs="Times New Roman"/>
@@ -5988,9 +4952,9 @@
                 <w:szCs w:val="13"/>
                 <w:lang w:val="en-US"/>
               </w:rPr>
-              <w:t>{{ passport</w:t>
-            </w:r>
-            <w:proofErr w:type="gramEnd"/>
+              <w:t xml:space="preserve">{{ passport }} {{ </w:t>
+            </w:r>
+            <w:proofErr w:type="spellStart"/>
             <w:r>
               <w:rPr>
                 <w:rFonts w:ascii="Times New Roman" w:hAnsi="Times New Roman" w:cs="Times New Roman"/>
@@ -5999,9 +4963,9 @@
                 <w:szCs w:val="13"/>
                 <w:lang w:val="en-US"/>
               </w:rPr>
-              <w:t xml:space="preserve"> }} </w:t>
-            </w:r>
-            <w:proofErr w:type="gramStart"/>
+              <w:t>p_series</w:t>
+            </w:r>
+            <w:proofErr w:type="spellEnd"/>
             <w:r>
               <w:rPr>
                 <w:rFonts w:ascii="Times New Roman" w:hAnsi="Times New Roman" w:cs="Times New Roman"/>
@@ -6010,7 +4974,7 @@
                 <w:szCs w:val="13"/>
                 <w:lang w:val="en-US"/>
               </w:rPr>
-              <w:t xml:space="preserve">{{ </w:t>
+              <w:t xml:space="preserve"> }} {{ </w:t>
             </w:r>
             <w:proofErr w:type="spellStart"/>
             <w:r>
@@ -6021,9 +4985,9 @@
                 <w:szCs w:val="13"/>
                 <w:lang w:val="en-US"/>
               </w:rPr>
-              <w:t>p</w:t>
-            </w:r>
-            <w:proofErr w:type="gramEnd"/>
+              <w:t>p_number</w:t>
+            </w:r>
+            <w:proofErr w:type="spellEnd"/>
             <w:r>
               <w:rPr>
                 <w:rFonts w:ascii="Times New Roman" w:hAnsi="Times New Roman" w:cs="Times New Roman"/>
@@ -6032,106 +4996,7 @@
                 <w:szCs w:val="13"/>
                 <w:lang w:val="en-US"/>
               </w:rPr>
-              <w:t>_</w:t>
-            </w:r>
-            <w:proofErr w:type="gramStart"/>
-            <w:r>
-              <w:rPr>
-                <w:rFonts w:ascii="Times New Roman" w:hAnsi="Times New Roman" w:cs="Times New Roman"/>
-                <w:bCs/>
-                <w:sz w:val="13"/>
-                <w:szCs w:val="13"/>
-                <w:lang w:val="en-US"/>
-              </w:rPr>
-              <w:t>series</w:t>
-            </w:r>
-            <w:proofErr w:type="spellEnd"/>
-            <w:r>
-              <w:rPr>
-                <w:rFonts w:ascii="Times New Roman" w:hAnsi="Times New Roman" w:cs="Times New Roman"/>
-                <w:bCs/>
-                <w:sz w:val="13"/>
-                <w:szCs w:val="13"/>
-                <w:lang w:val="en-US"/>
-              </w:rPr>
-              <w:t xml:space="preserve"> }</w:t>
-            </w:r>
-            <w:proofErr w:type="gramEnd"/>
-            <w:r>
-              <w:rPr>
-                <w:rFonts w:ascii="Times New Roman" w:hAnsi="Times New Roman" w:cs="Times New Roman"/>
-                <w:bCs/>
-                <w:sz w:val="13"/>
-                <w:szCs w:val="13"/>
-                <w:lang w:val="en-US"/>
-              </w:rPr>
-              <w:t xml:space="preserve">} </w:t>
-            </w:r>
-            <w:proofErr w:type="gramStart"/>
-            <w:r>
-              <w:rPr>
-                <w:rFonts w:ascii="Times New Roman" w:hAnsi="Times New Roman" w:cs="Times New Roman"/>
-                <w:bCs/>
-                <w:sz w:val="13"/>
-                <w:szCs w:val="13"/>
-                <w:lang w:val="en-US"/>
-              </w:rPr>
-              <w:t xml:space="preserve">{{ </w:t>
-            </w:r>
-            <w:proofErr w:type="spellStart"/>
-            <w:r>
-              <w:rPr>
-                <w:rFonts w:ascii="Times New Roman" w:hAnsi="Times New Roman" w:cs="Times New Roman"/>
-                <w:bCs/>
-                <w:sz w:val="13"/>
-                <w:szCs w:val="13"/>
-                <w:lang w:val="en-US"/>
-              </w:rPr>
-              <w:t>p</w:t>
-            </w:r>
-            <w:proofErr w:type="gramEnd"/>
-            <w:r>
-              <w:rPr>
-                <w:rFonts w:ascii="Times New Roman" w:hAnsi="Times New Roman" w:cs="Times New Roman"/>
-                <w:bCs/>
-                <w:sz w:val="13"/>
-                <w:szCs w:val="13"/>
-                <w:lang w:val="en-US"/>
-              </w:rPr>
-              <w:t>_</w:t>
-            </w:r>
-            <w:proofErr w:type="gramStart"/>
-            <w:r>
-              <w:rPr>
-                <w:rFonts w:ascii="Times New Roman" w:hAnsi="Times New Roman" w:cs="Times New Roman"/>
-                <w:bCs/>
-                <w:sz w:val="13"/>
-                <w:szCs w:val="13"/>
-                <w:lang w:val="en-US"/>
-              </w:rPr>
-              <w:t>number</w:t>
-            </w:r>
-            <w:proofErr w:type="spellEnd"/>
-            <w:r>
-              <w:rPr>
-                <w:rFonts w:ascii="Times New Roman" w:hAnsi="Times New Roman" w:cs="Times New Roman"/>
-                <w:bCs/>
-                <w:sz w:val="13"/>
-                <w:szCs w:val="13"/>
-                <w:lang w:val="en-US"/>
-              </w:rPr>
-              <w:t xml:space="preserve"> }</w:t>
-            </w:r>
-            <w:proofErr w:type="gramEnd"/>
-            <w:r>
-              <w:rPr>
-                <w:rFonts w:ascii="Times New Roman" w:hAnsi="Times New Roman" w:cs="Times New Roman"/>
-                <w:bCs/>
-                <w:sz w:val="13"/>
-                <w:szCs w:val="13"/>
-                <w:lang w:val="en-US"/>
-              </w:rPr>
-              <w:t>}</w:t>
+              <w:t xml:space="preserve"> }}</w:t>
             </w:r>
           </w:p>
           <w:p>
@@ -6192,7 +5057,6 @@
               </w:rPr>
               <w:t xml:space="preserve">: </w:t>
             </w:r>
-            <w:proofErr w:type="gramStart"/>
             <w:r>
               <w:rPr>
                 <w:rFonts w:ascii="Times New Roman" w:hAnsi="Times New Roman" w:cs="Times New Roman"/>
@@ -6214,9 +5078,9 @@
                 <w:u w:val="single"/>
                 <w:lang w:val="en-US"/>
               </w:rPr>
-              <w:t>phone</w:t>
-            </w:r>
-            <w:proofErr w:type="gramEnd"/>
+              <w:t>phone_number</w:t>
+            </w:r>
+            <w:proofErr w:type="spellEnd"/>
             <w:r>
               <w:rPr>
                 <w:rFonts w:ascii="Times New Roman" w:hAnsi="Times New Roman" w:cs="Times New Roman"/>
@@ -6226,43 +5090,7 @@
                 <w:u w:val="single"/>
                 <w:lang w:val="en-US"/>
               </w:rPr>
-              <w:t>_</w:t>
-            </w:r>
-            <w:proofErr w:type="gramStart"/>
-            <w:r>
-              <w:rPr>
-                <w:rFonts w:ascii="Times New Roman" w:hAnsi="Times New Roman" w:cs="Times New Roman"/>
-                <w:bCs/>
-                <w:sz w:val="13"/>
-                <w:szCs w:val="13"/>
-                <w:u w:val="single"/>
-                <w:lang w:val="en-US"/>
-              </w:rPr>
-              <w:t>number</w:t>
-            </w:r>
-            <w:proofErr w:type="spellEnd"/>
-            <w:r>
-              <w:rPr>
-                <w:rFonts w:ascii="Times New Roman" w:hAnsi="Times New Roman" w:cs="Times New Roman"/>
-                <w:bCs/>
-                <w:sz w:val="13"/>
-                <w:szCs w:val="13"/>
-                <w:u w:val="single"/>
-                <w:lang w:val="en-US"/>
-              </w:rPr>
-              <w:t xml:space="preserve"> }</w:t>
-            </w:r>
-            <w:proofErr w:type="gramEnd"/>
-            <w:r>
-              <w:rPr>
-                <w:rFonts w:ascii="Times New Roman" w:hAnsi="Times New Roman" w:cs="Times New Roman"/>
-                <w:bCs/>
-                <w:sz w:val="13"/>
-                <w:szCs w:val="13"/>
-                <w:u w:val="single"/>
-                <w:lang w:val="en-US"/>
-              </w:rPr>
-              <w:t>}</w:t>
+              <w:t xml:space="preserve"> }}</w:t>
             </w:r>
           </w:p>
           <w:p>
@@ -6304,7 +5132,6 @@
                 <w:lang w:val="en-US"/>
               </w:rPr>
             </w:pPr>
-            <w:proofErr w:type="gramStart"/>
             <w:r>
               <w:rPr>
                 <w:rFonts w:ascii="Times New Roman" w:hAnsi="Times New Roman" w:cs="Times New Roman"/>
@@ -6314,9 +5141,9 @@
                 <w:u w:val="single"/>
                 <w:lang w:val="en-US"/>
               </w:rPr>
-              <w:t>{{ surname</w:t>
-            </w:r>
-            <w:proofErr w:type="gramEnd"/>
+              <w:t xml:space="preserve">{{ surname }} {{ </w:t>
+            </w:r>
+            <w:proofErr w:type="spellStart"/>
             <w:r>
               <w:rPr>
                 <w:rFonts w:ascii="Times New Roman" w:hAnsi="Times New Roman" w:cs="Times New Roman"/>
@@ -6326,9 +5153,9 @@
                 <w:u w:val="single"/>
                 <w:lang w:val="en-US"/>
               </w:rPr>
-              <w:t xml:space="preserve"> }} </w:t>
-            </w:r>
-            <w:proofErr w:type="gramStart"/>
+              <w:t>first_name</w:t>
+            </w:r>
+            <w:proofErr w:type="spellEnd"/>
             <w:r>
               <w:rPr>
                 <w:rFonts w:ascii="Times New Roman" w:hAnsi="Times New Roman" w:cs="Times New Roman"/>
@@ -6338,7 +5165,7 @@
                 <w:u w:val="single"/>
                 <w:lang w:val="en-US"/>
               </w:rPr>
-              <w:t xml:space="preserve">{{ </w:t>
+              <w:t xml:space="preserve"> }} {{ </w:t>
             </w:r>
             <w:proofErr w:type="spellStart"/>
             <w:r>
@@ -6350,9 +5177,9 @@
                 <w:u w:val="single"/>
                 <w:lang w:val="en-US"/>
               </w:rPr>
-              <w:t>first</w:t>
-            </w:r>
-            <w:proofErr w:type="gramEnd"/>
+              <w:t>last_name</w:t>
+            </w:r>
+            <w:proofErr w:type="spellEnd"/>
             <w:r>
               <w:rPr>
                 <w:rFonts w:ascii="Times New Roman" w:hAnsi="Times New Roman" w:cs="Times New Roman"/>
@@ -6362,115 +5189,7 @@
                 <w:u w:val="single"/>
                 <w:lang w:val="en-US"/>
               </w:rPr>
-              <w:t>_</w:t>
-            </w:r>
-            <w:proofErr w:type="gramStart"/>
-            <w:r>
-              <w:rPr>
-                <w:rFonts w:ascii="Times New Roman" w:hAnsi="Times New Roman" w:cs="Times New Roman"/>
-                <w:bCs/>
-                <w:sz w:val="13"/>
-                <w:szCs w:val="13"/>
-                <w:u w:val="single"/>
-                <w:lang w:val="en-US"/>
-              </w:rPr>
-              <w:t>name</w:t>
-            </w:r>
-            <w:proofErr w:type="spellEnd"/>
-            <w:r>
-              <w:rPr>
-                <w:rFonts w:ascii="Times New Roman" w:hAnsi="Times New Roman" w:cs="Times New Roman"/>
-                <w:bCs/>
-                <w:sz w:val="13"/>
-                <w:szCs w:val="13"/>
-                <w:u w:val="single"/>
-                <w:lang w:val="en-US"/>
-              </w:rPr>
-              <w:t xml:space="preserve"> }</w:t>
-            </w:r>
-            <w:proofErr w:type="gramEnd"/>
-            <w:r>
-              <w:rPr>
-                <w:rFonts w:ascii="Times New Roman" w:hAnsi="Times New Roman" w:cs="Times New Roman"/>
-                <w:bCs/>
-                <w:sz w:val="13"/>
-                <w:szCs w:val="13"/>
-                <w:u w:val="single"/>
-                <w:lang w:val="en-US"/>
-              </w:rPr>
-              <w:t xml:space="preserve">} </w:t>
-            </w:r>
-            <w:proofErr w:type="gramStart"/>
-            <w:r>
-              <w:rPr>
-                <w:rFonts w:ascii="Times New Roman" w:hAnsi="Times New Roman" w:cs="Times New Roman"/>
-                <w:bCs/>
-                <w:sz w:val="13"/>
-                <w:szCs w:val="13"/>
-                <w:u w:val="single"/>
-                <w:lang w:val="en-US"/>
-              </w:rPr>
-              <w:t xml:space="preserve">{{ </w:t>
-            </w:r>
-            <w:proofErr w:type="spellStart"/>
-            <w:r>
-              <w:rPr>
-                <w:rFonts w:ascii="Times New Roman" w:hAnsi="Times New Roman" w:cs="Times New Roman"/>
-                <w:bCs/>
-                <w:sz w:val="13"/>
-                <w:szCs w:val="13"/>
-                <w:u w:val="single"/>
-                <w:lang w:val="en-US"/>
-              </w:rPr>
-              <w:t>last</w:t>
-            </w:r>
-            <w:proofErr w:type="gramEnd"/>
-            <w:r>
-              <w:rPr>
-                <w:rFonts w:ascii="Times New Roman" w:hAnsi="Times New Roman" w:cs="Times New Roman"/>
-                <w:bCs/>
-                <w:sz w:val="13"/>
-                <w:szCs w:val="13"/>
-                <w:u w:val="single"/>
-                <w:lang w:val="en-US"/>
-              </w:rPr>
-              <w:t>_</w:t>
-            </w:r>
-            <w:proofErr w:type="gramStart"/>
-            <w:r>
-              <w:rPr>
-                <w:rFonts w:ascii="Times New Roman" w:hAnsi="Times New Roman" w:cs="Times New Roman"/>
-                <w:bCs/>
-                <w:sz w:val="13"/>
-                <w:szCs w:val="13"/>
-                <w:u w:val="single"/>
-                <w:lang w:val="en-US"/>
-              </w:rPr>
-              <w:t>name</w:t>
-            </w:r>
-            <w:proofErr w:type="spellEnd"/>
-            <w:r>
-              <w:rPr>
-                <w:rFonts w:ascii="Times New Roman" w:hAnsi="Times New Roman" w:cs="Times New Roman"/>
-                <w:bCs/>
-                <w:sz w:val="13"/>
-                <w:szCs w:val="13"/>
-                <w:u w:val="single"/>
-                <w:lang w:val="en-US"/>
-              </w:rPr>
-              <w:t xml:space="preserve"> }}/</w:t>
-            </w:r>
-            <w:proofErr w:type="gramEnd"/>
-            <w:r>
-              <w:rPr>
-                <w:rFonts w:ascii="Times New Roman" w:hAnsi="Times New Roman" w:cs="Times New Roman"/>
-                <w:bCs/>
-                <w:sz w:val="13"/>
-                <w:szCs w:val="13"/>
-                <w:u w:val="single"/>
-                <w:lang w:val="en-US"/>
-              </w:rPr>
-              <w:t>_________________</w:t>
+              <w:t xml:space="preserve"> }}/_________________</w:t>
             </w:r>
           </w:p>
         </w:tc>
